--- a/samples/documents/01-周一-standup-会议纪要.docx
+++ b/samples/documents/01-周一-standup-会议纪要.docx
@@ -14,7 +14,7 @@
           <w:sz w:val="32"/>
           <w:szCs w:val="32"/>
         </w:rPr>
-        <w:t xml:space="preserve">周一 Standup 会议纪要</w:t>
+        <w:t xml:space="preserve">Sprint 3 Standup 会议纪要</w:t>
       </w:r>
     </w:p>
     <w:p>
@@ -56,7 +56,7 @@
           <w:sz w:val="22"/>
           <w:szCs w:val="22"/>
         </w:rPr>
-        <w:t xml:space="preserve">张三（Tech Lead）、李四（后端）、王五（前端）、赵六（QA）、孙七（PM）</w:t>
+        <w:t xml:space="preserve">陈强（技术负责人）、刘伟（后端）、赵丽（前端）、杨飞（QA）、苏楠（PM）</w:t>
       </w:r>
     </w:p>
     <w:p>
@@ -77,7 +77,7 @@
           <w:sz w:val="22"/>
           <w:szCs w:val="22"/>
         </w:rPr>
-        <w:t xml:space="preserve">张三</w:t>
+        <w:t xml:space="preserve">陈强</w:t>
       </w:r>
     </w:p>
     <w:p>
@@ -109,19 +109,19 @@
           <w:sz w:val="22"/>
           <w:szCs w:val="22"/>
         </w:rPr>
-        <w:t xml:space="preserve">1. 完成用户认证模块开发（OAuth2 + JWT）— 张三负责</w:t>
-      </w:r>
-    </w:p>
-    <w:p>
-      <w:pPr>
-        <w:spacing w:after="80"/>
-      </w:pPr>
-      <w:r>
-        <w:rPr>
-          <w:sz w:val="22"/>
-          <w:szCs w:val="22"/>
-        </w:rPr>
-        <w:t xml:space="preserve">2. 修复 3 个高优 Bug — 李四、王五负责</w:t>
+        <w:t xml:space="preserve">1. 完成用户认证模块开发（OAuth2 + JWT）— 陈强负责</w:t>
+      </w:r>
+    </w:p>
+    <w:p>
+      <w:pPr>
+        <w:spacing w:after="80"/>
+      </w:pPr>
+      <w:r>
+        <w:rPr>
+          <w:sz w:val="22"/>
+          <w:szCs w:val="22"/>
+        </w:rPr>
+        <w:t xml:space="preserve">2. 修复 3 个高优 Bug — 刘伟、赵丽负责</w:t>
       </w:r>
     </w:p>
     <w:p>
@@ -169,7 +169,7 @@
           <w:sz w:val="22"/>
           <w:szCs w:val="22"/>
         </w:rPr>
-        <w:t xml:space="preserve">3. 完成支付系统技术方案设计 — 张三、李四负责</w:t>
+        <w:t xml:space="preserve">3. 完成支付系统技术方案设计 — 陈强、刘伟负责</w:t>
       </w:r>
     </w:p>
     <w:p>
@@ -220,19 +220,19 @@
           <w:sz w:val="22"/>
           <w:szCs w:val="22"/>
         </w:rPr>
-        <w:t xml:space="preserve">- 王五提出前端需要一个新的 Token 管理组件</w:t>
-      </w:r>
-    </w:p>
-    <w:p>
-      <w:pPr>
-        <w:spacing w:after="80"/>
-      </w:pPr>
-      <w:r>
-        <w:rPr>
-          <w:sz w:val="22"/>
-          <w:szCs w:val="22"/>
-        </w:rPr>
-        <w:t xml:space="preserve">- 赵六建议增加 E2E 测试覆盖认证流程</w:t>
+        <w:t xml:space="preserve">- 赵丽提出前端需要一个新的 Token 管理组件</w:t>
+      </w:r>
+    </w:p>
+    <w:p>
+      <w:pPr>
+        <w:spacing w:after="80"/>
+      </w:pPr>
+      <w:r>
+        <w:rPr>
+          <w:sz w:val="22"/>
+          <w:szCs w:val="22"/>
+        </w:rPr>
+        <w:t xml:space="preserve">- 杨飞建议增加 E2E 测试覆盖认证流程</w:t>
       </w:r>
     </w:p>
     <w:p>
@@ -271,67 +271,67 @@
           <w:sz w:val="22"/>
           <w:szCs w:val="22"/>
         </w:rPr>
-        <w:t xml:space="preserve">完成 OAuth2 基础框架 | 张三 | 周三</w:t>
-      </w:r>
-    </w:p>
-    <w:p>
-      <w:pPr>
-        <w:spacing w:after="80"/>
-      </w:pPr>
-      <w:r>
-        <w:rPr>
-          <w:sz w:val="22"/>
-          <w:szCs w:val="22"/>
-        </w:rPr>
-        <w:t xml:space="preserve">修复 BUG-201 | 王五 | 周二</w:t>
-      </w:r>
-    </w:p>
-    <w:p>
-      <w:pPr>
-        <w:spacing w:after="80"/>
-      </w:pPr>
-      <w:r>
-        <w:rPr>
-          <w:sz w:val="22"/>
-          <w:szCs w:val="22"/>
-        </w:rPr>
-        <w:t xml:space="preserve">修复 BUG-205 | 李四 | 周三</w:t>
-      </w:r>
-    </w:p>
-    <w:p>
-      <w:pPr>
-        <w:spacing w:after="80"/>
-      </w:pPr>
-      <w:r>
-        <w:rPr>
-          <w:sz w:val="22"/>
-          <w:szCs w:val="22"/>
-        </w:rPr>
-        <w:t xml:space="preserve">修复 BUG-210 | 李四 | 周四</w:t>
-      </w:r>
-    </w:p>
-    <w:p>
-      <w:pPr>
-        <w:spacing w:after="80"/>
-      </w:pPr>
-      <w:r>
-        <w:rPr>
-          <w:sz w:val="22"/>
-          <w:szCs w:val="22"/>
-        </w:rPr>
-        <w:t xml:space="preserve">编写认证模块 E2E 测试 | 赵六 | 周五</w:t>
-      </w:r>
-    </w:p>
-    <w:p>
-      <w:pPr>
-        <w:spacing w:after="80"/>
-      </w:pPr>
-      <w:r>
-        <w:rPr>
-          <w:sz w:val="22"/>
-          <w:szCs w:val="22"/>
-        </w:rPr>
-        <w:t xml:space="preserve">支付系统技术方案初稿 | 张三、李四 | 周五</w:t>
+        <w:t xml:space="preserve">完成 OAuth2 基础框架 | 陈强 | 周三</w:t>
+      </w:r>
+    </w:p>
+    <w:p>
+      <w:pPr>
+        <w:spacing w:after="80"/>
+      </w:pPr>
+      <w:r>
+        <w:rPr>
+          <w:sz w:val="22"/>
+          <w:szCs w:val="22"/>
+        </w:rPr>
+        <w:t xml:space="preserve">修复 BUG-201 | 赵丽 | 周二</w:t>
+      </w:r>
+    </w:p>
+    <w:p>
+      <w:pPr>
+        <w:spacing w:after="80"/>
+      </w:pPr>
+      <w:r>
+        <w:rPr>
+          <w:sz w:val="22"/>
+          <w:szCs w:val="22"/>
+        </w:rPr>
+        <w:t xml:space="preserve">修复 BUG-205 | 刘伟 | 周三</w:t>
+      </w:r>
+    </w:p>
+    <w:p>
+      <w:pPr>
+        <w:spacing w:after="80"/>
+      </w:pPr>
+      <w:r>
+        <w:rPr>
+          <w:sz w:val="22"/>
+          <w:szCs w:val="22"/>
+        </w:rPr>
+        <w:t xml:space="preserve">修复 BUG-210 | 刘伟 | 周四</w:t>
+      </w:r>
+    </w:p>
+    <w:p>
+      <w:pPr>
+        <w:spacing w:after="80"/>
+      </w:pPr>
+      <w:r>
+        <w:rPr>
+          <w:sz w:val="22"/>
+          <w:szCs w:val="22"/>
+        </w:rPr>
+        <w:t xml:space="preserve">编写认证模块 E2E 测试 | 杨飞 | 周五</w:t>
+      </w:r>
+    </w:p>
+    <w:p>
+      <w:pPr>
+        <w:spacing w:after="80"/>
+      </w:pPr>
+      <w:r>
+        <w:rPr>
+          <w:sz w:val="22"/>
+          <w:szCs w:val="22"/>
+        </w:rPr>
+        <w:t xml:space="preserve">支付系统技术方案初稿 | 陈强、刘伟 | 周五</w:t>
       </w:r>
     </w:p>
     <w:sectPr>

--- a/samples/documents/01-周一-standup-会议纪要.docx
+++ b/samples/documents/01-周一-standup-会议纪要.docx
@@ -56,7 +56,7 @@
           <w:sz w:val="22"/>
           <w:szCs w:val="22"/>
         </w:rPr>
-        <w:t xml:space="preserve">陈强（技术负责人）、刘伟（后端）、赵丽（前端）、杨飞（QA）、苏楠（PM）</w:t>
+        <w:t xml:space="preserve">陈强（技术负责人）、刘伟（高级后端）、赵丽（高级前端）、杨飞（QA）、苏楠（产品总监）</w:t>
       </w:r>
     </w:p>
     <w:p>
@@ -109,67 +109,79 @@
           <w:sz w:val="22"/>
           <w:szCs w:val="22"/>
         </w:rPr>
-        <w:t xml:space="preserve">1. 完成用户认证模块开发（OAuth2 + JWT）— 陈强负责</w:t>
-      </w:r>
-    </w:p>
-    <w:p>
-      <w:pPr>
-        <w:spacing w:after="80"/>
-      </w:pPr>
-      <w:r>
-        <w:rPr>
-          <w:sz w:val="22"/>
-          <w:szCs w:val="22"/>
-        </w:rPr>
-        <w:t xml:space="preserve">2. 修复 3 个高优 Bug — 刘伟、赵丽负责</w:t>
-      </w:r>
-    </w:p>
-    <w:p>
-      <w:pPr>
-        <w:spacing w:after="80"/>
-      </w:pPr>
-      <w:r>
-        <w:rPr>
-          <w:sz w:val="22"/>
-          <w:szCs w:val="22"/>
-        </w:rPr>
-        <w:t xml:space="preserve">   - BUG-201: 登录页面在 Safari 下样式错乱</w:t>
-      </w:r>
-    </w:p>
-    <w:p>
-      <w:pPr>
-        <w:spacing w:after="80"/>
-      </w:pPr>
-      <w:r>
-        <w:rPr>
-          <w:sz w:val="22"/>
-          <w:szCs w:val="22"/>
-        </w:rPr>
-        <w:t xml:space="preserve">   - BUG-205: Token 刷新失败导致用户被踢出</w:t>
-      </w:r>
-    </w:p>
-    <w:p>
-      <w:pPr>
-        <w:spacing w:after="80"/>
-      </w:pPr>
-      <w:r>
-        <w:rPr>
-          <w:sz w:val="22"/>
-          <w:szCs w:val="22"/>
-        </w:rPr>
-        <w:t xml:space="preserve">   - BUG-210: 密码重置邮件发送延迟</w:t>
-      </w:r>
-    </w:p>
-    <w:p>
-      <w:pPr>
-        <w:spacing w:after="80"/>
-      </w:pPr>
-      <w:r>
-        <w:rPr>
-          <w:sz w:val="22"/>
-          <w:szCs w:val="22"/>
-        </w:rPr>
-        <w:t xml:space="preserve">3. 完成支付系统技术方案设计 — 陈强、刘伟负责</w:t>
+        <w:t xml:space="preserve">1. 完成用户认证模块开发（OAuth2 + JWT）— 陈强负责整体架构，王超负责 Microsoft OAuth2 实现，刘伟负责 GitHub OAuth 实现</w:t>
+      </w:r>
+    </w:p>
+    <w:p>
+      <w:pPr>
+        <w:spacing w:after="80"/>
+      </w:pPr>
+      <w:r>
+        <w:rPr>
+          <w:sz w:val="22"/>
+          <w:szCs w:val="22"/>
+        </w:rPr>
+        <w:t xml:space="preserve">2. 修复 3 个高优 Bug — 刘伟、赵丽负责，杨飞验证</w:t>
+      </w:r>
+    </w:p>
+    <w:p>
+      <w:pPr>
+        <w:spacing w:after="80"/>
+      </w:pPr>
+      <w:r>
+        <w:rPr>
+          <w:sz w:val="22"/>
+          <w:szCs w:val="22"/>
+        </w:rPr>
+        <w:t xml:space="preserve">   - BUG-201: 登录页面在 Safari 下样式错乱（赵丽，预计周二完成）</w:t>
+      </w:r>
+    </w:p>
+    <w:p>
+      <w:pPr>
+        <w:spacing w:after="80"/>
+      </w:pPr>
+      <w:r>
+        <w:rPr>
+          <w:sz w:val="22"/>
+          <w:szCs w:val="22"/>
+        </w:rPr>
+        <w:t xml:space="preserve">   - BUG-205: Token 刷新失败导致用户被踢出（刘伟，预计周三完成）</w:t>
+      </w:r>
+    </w:p>
+    <w:p>
+      <w:pPr>
+        <w:spacing w:after="80"/>
+      </w:pPr>
+      <w:r>
+        <w:rPr>
+          <w:sz w:val="22"/>
+          <w:szCs w:val="22"/>
+        </w:rPr>
+        <w:t xml:space="preserve">   - BUG-210: 密码重置邮件发送延迟超过 30 秒（刘伟，预计周四完成）</w:t>
+      </w:r>
+    </w:p>
+    <w:p>
+      <w:pPr>
+        <w:spacing w:after="80"/>
+      </w:pPr>
+      <w:r>
+        <w:rPr>
+          <w:sz w:val="22"/>
+          <w:szCs w:val="22"/>
+        </w:rPr>
+        <w:t xml:space="preserve">3. 完成支付系统技术方案设计 — 陈强、刘伟负责，周五前出初稿</w:t>
+      </w:r>
+    </w:p>
+    <w:p>
+      <w:pPr>
+        <w:spacing w:after="80"/>
+      </w:pPr>
+      <w:r>
+        <w:rPr>
+          <w:sz w:val="22"/>
+          <w:szCs w:val="22"/>
+        </w:rPr>
+        <w:t xml:space="preserve">4. 杨飞搭建认证模块 E2E 测试框架（Playwright）</w:t>
       </w:r>
     </w:p>
     <w:p>
@@ -196,43 +208,163 @@
           <w:sz w:val="22"/>
           <w:szCs w:val="22"/>
         </w:rPr>
-        <w:t xml:space="preserve">- 认证模块需要支持 Microsoft OAuth2 和 GitHub OAuth2 两种方式</w:t>
-      </w:r>
-    </w:p>
-    <w:p>
-      <w:pPr>
-        <w:spacing w:after="80"/>
-      </w:pPr>
-      <w:r>
-        <w:rPr>
-          <w:sz w:val="22"/>
-          <w:szCs w:val="22"/>
-        </w:rPr>
-        <w:t xml:space="preserve">- 支付系统需要先完成认证模块，因为涉及用户身份验证</w:t>
-      </w:r>
-    </w:p>
-    <w:p>
-      <w:pPr>
-        <w:spacing w:after="80"/>
-      </w:pPr>
-      <w:r>
-        <w:rPr>
-          <w:sz w:val="22"/>
-          <w:szCs w:val="22"/>
-        </w:rPr>
-        <w:t xml:space="preserve">- 赵丽提出前端需要一个新的 Token 管理组件</w:t>
-      </w:r>
-    </w:p>
-    <w:p>
-      <w:pPr>
-        <w:spacing w:after="80"/>
-      </w:pPr>
-      <w:r>
-        <w:rPr>
-          <w:sz w:val="22"/>
-          <w:szCs w:val="22"/>
-        </w:rPr>
-        <w:t xml:space="preserve">- 杨飞建议增加 E2E 测试覆盖认证流程</w:t>
+        <w:t xml:space="preserve">认证模块技术方案讨论：</w:t>
+      </w:r>
+    </w:p>
+    <w:p>
+      <w:pPr>
+        <w:spacing w:after="80"/>
+      </w:pPr>
+      <w:r>
+        <w:rPr>
+          <w:sz w:val="22"/>
+          <w:szCs w:val="22"/>
+        </w:rPr>
+        <w:t xml:space="preserve">- 陈强提出采用 Authorization Code Flow + PKCE 方案，比 Implicit Flow 更安全</w:t>
+      </w:r>
+    </w:p>
+    <w:p>
+      <w:pPr>
+        <w:spacing w:after="80"/>
+      </w:pPr>
+      <w:r>
+        <w:rPr>
+          <w:sz w:val="22"/>
+          <w:szCs w:val="22"/>
+        </w:rPr>
+        <w:t xml:space="preserve">- 刘伟确认 Microsoft MSAL.js 库支持 PKCE，passport.js 用于 GitHub OAuth</w:t>
+      </w:r>
+    </w:p>
+    <w:p>
+      <w:pPr>
+        <w:spacing w:after="80"/>
+      </w:pPr>
+      <w:r>
+        <w:rPr>
+          <w:sz w:val="22"/>
+          <w:szCs w:val="22"/>
+        </w:rPr>
+        <w:t xml:space="preserve">- 赵丽提出前端需要一个新的 Token 管理组件，处理 Access Token 自动刷新</w:t>
+      </w:r>
+    </w:p>
+    <w:p>
+      <w:pPr>
+        <w:spacing w:after="80"/>
+      </w:pPr>
+      <w:r>
+        <w:rPr>
+          <w:sz w:val="22"/>
+          <w:szCs w:val="22"/>
+        </w:rPr>
+        <w:t xml:space="preserve">- 杨飞建议增加 E2E 测试覆盖完整的登录→刷新→登出流程</w:t>
+      </w:r>
+    </w:p>
+    <w:p>
+      <w:pPr>
+        <w:spacing w:after="80"/>
+      </w:pPr>
+      <w:r>
+        <w:rPr>
+          <w:sz w:val="22"/>
+          <w:szCs w:val="22"/>
+        </w:rPr>
+        <w:t xml:space="preserve"/>
+      </w:r>
+    </w:p>
+    <w:p>
+      <w:pPr>
+        <w:spacing w:after="80"/>
+      </w:pPr>
+      <w:r>
+        <w:rPr>
+          <w:sz w:val="22"/>
+          <w:szCs w:val="22"/>
+        </w:rPr>
+        <w:t xml:space="preserve">支付系统方案讨论：</w:t>
+      </w:r>
+    </w:p>
+    <w:p>
+      <w:pPr>
+        <w:spacing w:after="80"/>
+      </w:pPr>
+      <w:r>
+        <w:rPr>
+          <w:sz w:val="22"/>
+          <w:szCs w:val="22"/>
+        </w:rPr>
+        <w:t xml:space="preserve">- 陈强建议优先集成 Stripe（国际支付），后期再加支付宝/微信支付</w:t>
+      </w:r>
+    </w:p>
+    <w:p>
+      <w:pPr>
+        <w:spacing w:after="80"/>
+      </w:pPr>
+      <w:r>
+        <w:rPr>
+          <w:sz w:val="22"/>
+          <w:szCs w:val="22"/>
+        </w:rPr>
+        <w:t xml:space="preserve">- 刘伟提到 Stripe Webhook 需要签名验证，防止伪造请求</w:t>
+      </w:r>
+    </w:p>
+    <w:p>
+      <w:pPr>
+        <w:spacing w:after="80"/>
+      </w:pPr>
+      <w:r>
+        <w:rPr>
+          <w:sz w:val="22"/>
+          <w:szCs w:val="22"/>
+        </w:rPr>
+        <w:t xml:space="preserve">- 苏楠确认定价策略：免费版 $0、专业版 $19/月、团队版 $49/月/人</w:t>
+      </w:r>
+    </w:p>
+    <w:p>
+      <w:pPr>
+        <w:spacing w:after="80"/>
+      </w:pPr>
+      <w:r>
+        <w:rPr>
+          <w:sz w:val="22"/>
+          <w:szCs w:val="22"/>
+        </w:rPr>
+        <w:t xml:space="preserve"/>
+      </w:r>
+    </w:p>
+    <w:p>
+      <w:pPr>
+        <w:spacing w:after="80"/>
+      </w:pPr>
+      <w:r>
+        <w:rPr>
+          <w:sz w:val="22"/>
+          <w:szCs w:val="22"/>
+        </w:rPr>
+        <w:t xml:space="preserve">风险项：</w:t>
+      </w:r>
+    </w:p>
+    <w:p>
+      <w:pPr>
+        <w:spacing w:after="80"/>
+      </w:pPr>
+      <w:r>
+        <w:rPr>
+          <w:sz w:val="22"/>
+          <w:szCs w:val="22"/>
+        </w:rPr>
+        <w:t xml:space="preserve">- 赵军提醒 Gemini API 的 systemPromptMode 需要特殊处理（已排入 Sprint 4）</w:t>
+      </w:r>
+    </w:p>
+    <w:p>
+      <w:pPr>
+        <w:spacing w:after="80"/>
+      </w:pPr>
+      <w:r>
+        <w:rPr>
+          <w:sz w:val="22"/>
+          <w:szCs w:val="22"/>
+        </w:rPr>
+        <w:t xml:space="preserve">- 王超反馈 Azure AD 的 redirect_uri 配置有坑，需要文档记录</w:t>
       </w:r>
     </w:p>
     <w:p>
@@ -250,89 +382,951 @@
         <w:t xml:space="preserve">Action Items</w:t>
       </w:r>
     </w:p>
-    <w:p>
-      <w:pPr>
-        <w:spacing w:after="80"/>
-      </w:pPr>
-      <w:r>
-        <w:rPr>
-          <w:sz w:val="22"/>
-          <w:szCs w:val="22"/>
-        </w:rPr>
-        <w:t xml:space="preserve">任务 | 负责人 | 截止日期</w:t>
-      </w:r>
-    </w:p>
-    <w:p>
-      <w:pPr>
-        <w:spacing w:after="80"/>
-      </w:pPr>
-      <w:r>
-        <w:rPr>
-          <w:sz w:val="22"/>
-          <w:szCs w:val="22"/>
-        </w:rPr>
-        <w:t xml:space="preserve">完成 OAuth2 基础框架 | 陈强 | 周三</w:t>
-      </w:r>
-    </w:p>
-    <w:p>
-      <w:pPr>
-        <w:spacing w:after="80"/>
-      </w:pPr>
-      <w:r>
-        <w:rPr>
-          <w:sz w:val="22"/>
-          <w:szCs w:val="22"/>
-        </w:rPr>
-        <w:t xml:space="preserve">修复 BUG-201 | 赵丽 | 周二</w:t>
-      </w:r>
-    </w:p>
-    <w:p>
-      <w:pPr>
-        <w:spacing w:after="80"/>
-      </w:pPr>
-      <w:r>
-        <w:rPr>
-          <w:sz w:val="22"/>
-          <w:szCs w:val="22"/>
-        </w:rPr>
-        <w:t xml:space="preserve">修复 BUG-205 | 刘伟 | 周三</w:t>
-      </w:r>
-    </w:p>
-    <w:p>
-      <w:pPr>
-        <w:spacing w:after="80"/>
-      </w:pPr>
-      <w:r>
-        <w:rPr>
-          <w:sz w:val="22"/>
-          <w:szCs w:val="22"/>
-        </w:rPr>
-        <w:t xml:space="preserve">修复 BUG-210 | 刘伟 | 周四</w:t>
-      </w:r>
-    </w:p>
-    <w:p>
-      <w:pPr>
-        <w:spacing w:after="80"/>
-      </w:pPr>
-      <w:r>
-        <w:rPr>
-          <w:sz w:val="22"/>
-          <w:szCs w:val="22"/>
-        </w:rPr>
-        <w:t xml:space="preserve">编写认证模块 E2E 测试 | 杨飞 | 周五</w:t>
-      </w:r>
-    </w:p>
-    <w:p>
-      <w:pPr>
-        <w:spacing w:after="80"/>
-      </w:pPr>
-      <w:r>
-        <w:rPr>
-          <w:sz w:val="22"/>
-          <w:szCs w:val="22"/>
-        </w:rPr>
-        <w:t xml:space="preserve">支付系统技术方案初稿 | 陈强、刘伟 | 周五</w:t>
-      </w:r>
+    <w:tbl>
+      <w:tblPr>
+        <w:tblW w:type="dxa" w:w="9000"/>
+        <w:tblBorders>
+          <w:top w:val="single" w:color="auto" w:sz="4"/>
+          <w:left w:val="single" w:color="auto" w:sz="4"/>
+          <w:bottom w:val="single" w:color="auto" w:sz="4"/>
+          <w:right w:val="single" w:color="auto" w:sz="4"/>
+          <w:insideH w:val="single" w:color="auto" w:sz="4"/>
+          <w:insideV w:val="single" w:color="auto" w:sz="4"/>
+        </w:tblBorders>
+      </w:tblPr>
+      <w:tblGrid>
+        <w:gridCol w:w="100"/>
+        <w:gridCol w:w="100"/>
+        <w:gridCol w:w="100"/>
+        <w:gridCol w:w="100"/>
+      </w:tblGrid>
+      <w:tr>
+        <w:tc>
+          <w:tcPr>
+            <w:tcW w:type="dxa" w:w="2250"/>
+            <w:tcBorders>
+              <w:top w:val="single" w:color="CCCCCC" w:sz="1"/>
+              <w:left w:val="single" w:color="CCCCCC" w:sz="1"/>
+              <w:bottom w:val="single" w:color="CCCCCC" w:sz="1"/>
+              <w:right w:val="single" w:color="CCCCCC" w:sz="1"/>
+            </w:tcBorders>
+            <w:shd w:color="E2E8F0" w:val="solid"/>
+          </w:tcPr>
+          <w:p>
+            <w:pPr>
+              <w:spacing w:after="40" w:before="40"/>
+            </w:pPr>
+            <w:r>
+              <w:rPr>
+                <w:b/>
+                <w:bCs/>
+                <w:sz w:val="20"/>
+                <w:szCs w:val="20"/>
+              </w:rPr>
+              <w:t xml:space="preserve">任务</w:t>
+            </w:r>
+          </w:p>
+        </w:tc>
+        <w:tc>
+          <w:tcPr>
+            <w:tcW w:type="dxa" w:w="2250"/>
+            <w:tcBorders>
+              <w:top w:val="single" w:color="CCCCCC" w:sz="1"/>
+              <w:left w:val="single" w:color="CCCCCC" w:sz="1"/>
+              <w:bottom w:val="single" w:color="CCCCCC" w:sz="1"/>
+              <w:right w:val="single" w:color="CCCCCC" w:sz="1"/>
+            </w:tcBorders>
+            <w:shd w:color="E2E8F0" w:val="solid"/>
+          </w:tcPr>
+          <w:p>
+            <w:pPr>
+              <w:spacing w:after="40" w:before="40"/>
+            </w:pPr>
+            <w:r>
+              <w:rPr>
+                <w:b/>
+                <w:bCs/>
+                <w:sz w:val="20"/>
+                <w:szCs w:val="20"/>
+              </w:rPr>
+              <w:t xml:space="preserve">负责人</w:t>
+            </w:r>
+          </w:p>
+        </w:tc>
+        <w:tc>
+          <w:tcPr>
+            <w:tcW w:type="dxa" w:w="2250"/>
+            <w:tcBorders>
+              <w:top w:val="single" w:color="CCCCCC" w:sz="1"/>
+              <w:left w:val="single" w:color="CCCCCC" w:sz="1"/>
+              <w:bottom w:val="single" w:color="CCCCCC" w:sz="1"/>
+              <w:right w:val="single" w:color="CCCCCC" w:sz="1"/>
+            </w:tcBorders>
+            <w:shd w:color="E2E8F0" w:val="solid"/>
+          </w:tcPr>
+          <w:p>
+            <w:pPr>
+              <w:spacing w:after="40" w:before="40"/>
+            </w:pPr>
+            <w:r>
+              <w:rPr>
+                <w:b/>
+                <w:bCs/>
+                <w:sz w:val="20"/>
+                <w:szCs w:val="20"/>
+              </w:rPr>
+              <w:t xml:space="preserve">截止日期</w:t>
+            </w:r>
+          </w:p>
+        </w:tc>
+        <w:tc>
+          <w:tcPr>
+            <w:tcW w:type="dxa" w:w="2250"/>
+            <w:tcBorders>
+              <w:top w:val="single" w:color="CCCCCC" w:sz="1"/>
+              <w:left w:val="single" w:color="CCCCCC" w:sz="1"/>
+              <w:bottom w:val="single" w:color="CCCCCC" w:sz="1"/>
+              <w:right w:val="single" w:color="CCCCCC" w:sz="1"/>
+            </w:tcBorders>
+            <w:shd w:color="E2E8F0" w:val="solid"/>
+          </w:tcPr>
+          <w:p>
+            <w:pPr>
+              <w:spacing w:after="40" w:before="40"/>
+            </w:pPr>
+            <w:r>
+              <w:rPr>
+                <w:b/>
+                <w:bCs/>
+                <w:sz w:val="20"/>
+                <w:szCs w:val="20"/>
+              </w:rPr>
+              <w:t xml:space="preserve">状态</w:t>
+            </w:r>
+          </w:p>
+        </w:tc>
+      </w:tr>
+      <w:tr>
+        <w:tc>
+          <w:tcPr>
+            <w:tcW w:type="dxa" w:w="2250"/>
+            <w:tcBorders>
+              <w:top w:val="single" w:color="CCCCCC" w:sz="1"/>
+              <w:left w:val="single" w:color="CCCCCC" w:sz="1"/>
+              <w:bottom w:val="single" w:color="CCCCCC" w:sz="1"/>
+              <w:right w:val="single" w:color="CCCCCC" w:sz="1"/>
+            </w:tcBorders>
+          </w:tcPr>
+          <w:p>
+            <w:pPr>
+              <w:spacing w:after="40" w:before="40"/>
+            </w:pPr>
+            <w:r>
+              <w:rPr>
+                <w:b w:val="false"/>
+                <w:bCs w:val="false"/>
+                <w:sz w:val="20"/>
+                <w:szCs w:val="20"/>
+              </w:rPr>
+              <w:t xml:space="preserve">完成 OAuth2 基础框架（MSAL.js + passport.js）</w:t>
+            </w:r>
+          </w:p>
+        </w:tc>
+        <w:tc>
+          <w:tcPr>
+            <w:tcW w:type="dxa" w:w="2250"/>
+            <w:tcBorders>
+              <w:top w:val="single" w:color="CCCCCC" w:sz="1"/>
+              <w:left w:val="single" w:color="CCCCCC" w:sz="1"/>
+              <w:bottom w:val="single" w:color="CCCCCC" w:sz="1"/>
+              <w:right w:val="single" w:color="CCCCCC" w:sz="1"/>
+            </w:tcBorders>
+          </w:tcPr>
+          <w:p>
+            <w:pPr>
+              <w:spacing w:after="40" w:before="40"/>
+            </w:pPr>
+            <w:r>
+              <w:rPr>
+                <w:b w:val="false"/>
+                <w:bCs w:val="false"/>
+                <w:sz w:val="20"/>
+                <w:szCs w:val="20"/>
+              </w:rPr>
+              <w:t xml:space="preserve">王超</w:t>
+            </w:r>
+          </w:p>
+        </w:tc>
+        <w:tc>
+          <w:tcPr>
+            <w:tcW w:type="dxa" w:w="2250"/>
+            <w:tcBorders>
+              <w:top w:val="single" w:color="CCCCCC" w:sz="1"/>
+              <w:left w:val="single" w:color="CCCCCC" w:sz="1"/>
+              <w:bottom w:val="single" w:color="CCCCCC" w:sz="1"/>
+              <w:right w:val="single" w:color="CCCCCC" w:sz="1"/>
+            </w:tcBorders>
+          </w:tcPr>
+          <w:p>
+            <w:pPr>
+              <w:spacing w:after="40" w:before="40"/>
+            </w:pPr>
+            <w:r>
+              <w:rPr>
+                <w:b w:val="false"/>
+                <w:bCs w:val="false"/>
+                <w:sz w:val="20"/>
+                <w:szCs w:val="20"/>
+              </w:rPr>
+              <w:t xml:space="preserve">周三</w:t>
+            </w:r>
+          </w:p>
+        </w:tc>
+        <w:tc>
+          <w:tcPr>
+            <w:tcW w:type="dxa" w:w="2250"/>
+            <w:tcBorders>
+              <w:top w:val="single" w:color="CCCCCC" w:sz="1"/>
+              <w:left w:val="single" w:color="CCCCCC" w:sz="1"/>
+              <w:bottom w:val="single" w:color="CCCCCC" w:sz="1"/>
+              <w:right w:val="single" w:color="CCCCCC" w:sz="1"/>
+            </w:tcBorders>
+          </w:tcPr>
+          <w:p>
+            <w:pPr>
+              <w:spacing w:after="40" w:before="40"/>
+            </w:pPr>
+            <w:r>
+              <w:rPr>
+                <w:b w:val="false"/>
+                <w:bCs w:val="false"/>
+                <w:sz w:val="20"/>
+                <w:szCs w:val="20"/>
+              </w:rPr>
+              <w:t xml:space="preserve">进行中</w:t>
+            </w:r>
+          </w:p>
+        </w:tc>
+      </w:tr>
+      <w:tr>
+        <w:tc>
+          <w:tcPr>
+            <w:tcW w:type="dxa" w:w="2250"/>
+            <w:tcBorders>
+              <w:top w:val="single" w:color="CCCCCC" w:sz="1"/>
+              <w:left w:val="single" w:color="CCCCCC" w:sz="1"/>
+              <w:bottom w:val="single" w:color="CCCCCC" w:sz="1"/>
+              <w:right w:val="single" w:color="CCCCCC" w:sz="1"/>
+            </w:tcBorders>
+          </w:tcPr>
+          <w:p>
+            <w:pPr>
+              <w:spacing w:after="40" w:before="40"/>
+            </w:pPr>
+            <w:r>
+              <w:rPr>
+                <w:b w:val="false"/>
+                <w:bCs w:val="false"/>
+                <w:sz w:val="20"/>
+                <w:szCs w:val="20"/>
+              </w:rPr>
+              <w:t xml:space="preserve">修复 BUG-201 Safari 样式错乱</w:t>
+            </w:r>
+          </w:p>
+        </w:tc>
+        <w:tc>
+          <w:tcPr>
+            <w:tcW w:type="dxa" w:w="2250"/>
+            <w:tcBorders>
+              <w:top w:val="single" w:color="CCCCCC" w:sz="1"/>
+              <w:left w:val="single" w:color="CCCCCC" w:sz="1"/>
+              <w:bottom w:val="single" w:color="CCCCCC" w:sz="1"/>
+              <w:right w:val="single" w:color="CCCCCC" w:sz="1"/>
+            </w:tcBorders>
+          </w:tcPr>
+          <w:p>
+            <w:pPr>
+              <w:spacing w:after="40" w:before="40"/>
+            </w:pPr>
+            <w:r>
+              <w:rPr>
+                <w:b w:val="false"/>
+                <w:bCs w:val="false"/>
+                <w:sz w:val="20"/>
+                <w:szCs w:val="20"/>
+              </w:rPr>
+              <w:t xml:space="preserve">赵丽</w:t>
+            </w:r>
+          </w:p>
+        </w:tc>
+        <w:tc>
+          <w:tcPr>
+            <w:tcW w:type="dxa" w:w="2250"/>
+            <w:tcBorders>
+              <w:top w:val="single" w:color="CCCCCC" w:sz="1"/>
+              <w:left w:val="single" w:color="CCCCCC" w:sz="1"/>
+              <w:bottom w:val="single" w:color="CCCCCC" w:sz="1"/>
+              <w:right w:val="single" w:color="CCCCCC" w:sz="1"/>
+            </w:tcBorders>
+          </w:tcPr>
+          <w:p>
+            <w:pPr>
+              <w:spacing w:after="40" w:before="40"/>
+            </w:pPr>
+            <w:r>
+              <w:rPr>
+                <w:b w:val="false"/>
+                <w:bCs w:val="false"/>
+                <w:sz w:val="20"/>
+                <w:szCs w:val="20"/>
+              </w:rPr>
+              <w:t xml:space="preserve">周二</w:t>
+            </w:r>
+          </w:p>
+        </w:tc>
+        <w:tc>
+          <w:tcPr>
+            <w:tcW w:type="dxa" w:w="2250"/>
+            <w:tcBorders>
+              <w:top w:val="single" w:color="CCCCCC" w:sz="1"/>
+              <w:left w:val="single" w:color="CCCCCC" w:sz="1"/>
+              <w:bottom w:val="single" w:color="CCCCCC" w:sz="1"/>
+              <w:right w:val="single" w:color="CCCCCC" w:sz="1"/>
+            </w:tcBorders>
+          </w:tcPr>
+          <w:p>
+            <w:pPr>
+              <w:spacing w:after="40" w:before="40"/>
+            </w:pPr>
+            <w:r>
+              <w:rPr>
+                <w:b w:val="false"/>
+                <w:bCs w:val="false"/>
+                <w:sz w:val="20"/>
+                <w:szCs w:val="20"/>
+              </w:rPr>
+              <w:t xml:space="preserve">进行中</w:t>
+            </w:r>
+          </w:p>
+        </w:tc>
+      </w:tr>
+      <w:tr>
+        <w:tc>
+          <w:tcPr>
+            <w:tcW w:type="dxa" w:w="2250"/>
+            <w:tcBorders>
+              <w:top w:val="single" w:color="CCCCCC" w:sz="1"/>
+              <w:left w:val="single" w:color="CCCCCC" w:sz="1"/>
+              <w:bottom w:val="single" w:color="CCCCCC" w:sz="1"/>
+              <w:right w:val="single" w:color="CCCCCC" w:sz="1"/>
+            </w:tcBorders>
+          </w:tcPr>
+          <w:p>
+            <w:pPr>
+              <w:spacing w:after="40" w:before="40"/>
+            </w:pPr>
+            <w:r>
+              <w:rPr>
+                <w:b w:val="false"/>
+                <w:bCs w:val="false"/>
+                <w:sz w:val="20"/>
+                <w:szCs w:val="20"/>
+              </w:rPr>
+              <w:t xml:space="preserve">修复 BUG-205 Token 刷新失败</w:t>
+            </w:r>
+          </w:p>
+        </w:tc>
+        <w:tc>
+          <w:tcPr>
+            <w:tcW w:type="dxa" w:w="2250"/>
+            <w:tcBorders>
+              <w:top w:val="single" w:color="CCCCCC" w:sz="1"/>
+              <w:left w:val="single" w:color="CCCCCC" w:sz="1"/>
+              <w:bottom w:val="single" w:color="CCCCCC" w:sz="1"/>
+              <w:right w:val="single" w:color="CCCCCC" w:sz="1"/>
+            </w:tcBorders>
+          </w:tcPr>
+          <w:p>
+            <w:pPr>
+              <w:spacing w:after="40" w:before="40"/>
+            </w:pPr>
+            <w:r>
+              <w:rPr>
+                <w:b w:val="false"/>
+                <w:bCs w:val="false"/>
+                <w:sz w:val="20"/>
+                <w:szCs w:val="20"/>
+              </w:rPr>
+              <w:t xml:space="preserve">刘伟</w:t>
+            </w:r>
+          </w:p>
+        </w:tc>
+        <w:tc>
+          <w:tcPr>
+            <w:tcW w:type="dxa" w:w="2250"/>
+            <w:tcBorders>
+              <w:top w:val="single" w:color="CCCCCC" w:sz="1"/>
+              <w:left w:val="single" w:color="CCCCCC" w:sz="1"/>
+              <w:bottom w:val="single" w:color="CCCCCC" w:sz="1"/>
+              <w:right w:val="single" w:color="CCCCCC" w:sz="1"/>
+            </w:tcBorders>
+          </w:tcPr>
+          <w:p>
+            <w:pPr>
+              <w:spacing w:after="40" w:before="40"/>
+            </w:pPr>
+            <w:r>
+              <w:rPr>
+                <w:b w:val="false"/>
+                <w:bCs w:val="false"/>
+                <w:sz w:val="20"/>
+                <w:szCs w:val="20"/>
+              </w:rPr>
+              <w:t xml:space="preserve">周三</w:t>
+            </w:r>
+          </w:p>
+        </w:tc>
+        <w:tc>
+          <w:tcPr>
+            <w:tcW w:type="dxa" w:w="2250"/>
+            <w:tcBorders>
+              <w:top w:val="single" w:color="CCCCCC" w:sz="1"/>
+              <w:left w:val="single" w:color="CCCCCC" w:sz="1"/>
+              <w:bottom w:val="single" w:color="CCCCCC" w:sz="1"/>
+              <w:right w:val="single" w:color="CCCCCC" w:sz="1"/>
+            </w:tcBorders>
+          </w:tcPr>
+          <w:p>
+            <w:pPr>
+              <w:spacing w:after="40" w:before="40"/>
+            </w:pPr>
+            <w:r>
+              <w:rPr>
+                <w:b w:val="false"/>
+                <w:bCs w:val="false"/>
+                <w:sz w:val="20"/>
+                <w:szCs w:val="20"/>
+              </w:rPr>
+              <w:t xml:space="preserve">待开始</w:t>
+            </w:r>
+          </w:p>
+        </w:tc>
+      </w:tr>
+      <w:tr>
+        <w:tc>
+          <w:tcPr>
+            <w:tcW w:type="dxa" w:w="2250"/>
+            <w:tcBorders>
+              <w:top w:val="single" w:color="CCCCCC" w:sz="1"/>
+              <w:left w:val="single" w:color="CCCCCC" w:sz="1"/>
+              <w:bottom w:val="single" w:color="CCCCCC" w:sz="1"/>
+              <w:right w:val="single" w:color="CCCCCC" w:sz="1"/>
+            </w:tcBorders>
+          </w:tcPr>
+          <w:p>
+            <w:pPr>
+              <w:spacing w:after="40" w:before="40"/>
+            </w:pPr>
+            <w:r>
+              <w:rPr>
+                <w:b w:val="false"/>
+                <w:bCs w:val="false"/>
+                <w:sz w:val="20"/>
+                <w:szCs w:val="20"/>
+              </w:rPr>
+              <w:t xml:space="preserve">修复 BUG-210 密码重置延迟</w:t>
+            </w:r>
+          </w:p>
+        </w:tc>
+        <w:tc>
+          <w:tcPr>
+            <w:tcW w:type="dxa" w:w="2250"/>
+            <w:tcBorders>
+              <w:top w:val="single" w:color="CCCCCC" w:sz="1"/>
+              <w:left w:val="single" w:color="CCCCCC" w:sz="1"/>
+              <w:bottom w:val="single" w:color="CCCCCC" w:sz="1"/>
+              <w:right w:val="single" w:color="CCCCCC" w:sz="1"/>
+            </w:tcBorders>
+          </w:tcPr>
+          <w:p>
+            <w:pPr>
+              <w:spacing w:after="40" w:before="40"/>
+            </w:pPr>
+            <w:r>
+              <w:rPr>
+                <w:b w:val="false"/>
+                <w:bCs w:val="false"/>
+                <w:sz w:val="20"/>
+                <w:szCs w:val="20"/>
+              </w:rPr>
+              <w:t xml:space="preserve">刘伟</w:t>
+            </w:r>
+          </w:p>
+        </w:tc>
+        <w:tc>
+          <w:tcPr>
+            <w:tcW w:type="dxa" w:w="2250"/>
+            <w:tcBorders>
+              <w:top w:val="single" w:color="CCCCCC" w:sz="1"/>
+              <w:left w:val="single" w:color="CCCCCC" w:sz="1"/>
+              <w:bottom w:val="single" w:color="CCCCCC" w:sz="1"/>
+              <w:right w:val="single" w:color="CCCCCC" w:sz="1"/>
+            </w:tcBorders>
+          </w:tcPr>
+          <w:p>
+            <w:pPr>
+              <w:spacing w:after="40" w:before="40"/>
+            </w:pPr>
+            <w:r>
+              <w:rPr>
+                <w:b w:val="false"/>
+                <w:bCs w:val="false"/>
+                <w:sz w:val="20"/>
+                <w:szCs w:val="20"/>
+              </w:rPr>
+              <w:t xml:space="preserve">周四</w:t>
+            </w:r>
+          </w:p>
+        </w:tc>
+        <w:tc>
+          <w:tcPr>
+            <w:tcW w:type="dxa" w:w="2250"/>
+            <w:tcBorders>
+              <w:top w:val="single" w:color="CCCCCC" w:sz="1"/>
+              <w:left w:val="single" w:color="CCCCCC" w:sz="1"/>
+              <w:bottom w:val="single" w:color="CCCCCC" w:sz="1"/>
+              <w:right w:val="single" w:color="CCCCCC" w:sz="1"/>
+            </w:tcBorders>
+          </w:tcPr>
+          <w:p>
+            <w:pPr>
+              <w:spacing w:after="40" w:before="40"/>
+            </w:pPr>
+            <w:r>
+              <w:rPr>
+                <w:b w:val="false"/>
+                <w:bCs w:val="false"/>
+                <w:sz w:val="20"/>
+                <w:szCs w:val="20"/>
+              </w:rPr>
+              <w:t xml:space="preserve">待开始</w:t>
+            </w:r>
+          </w:p>
+        </w:tc>
+      </w:tr>
+      <w:tr>
+        <w:tc>
+          <w:tcPr>
+            <w:tcW w:type="dxa" w:w="2250"/>
+            <w:tcBorders>
+              <w:top w:val="single" w:color="CCCCCC" w:sz="1"/>
+              <w:left w:val="single" w:color="CCCCCC" w:sz="1"/>
+              <w:bottom w:val="single" w:color="CCCCCC" w:sz="1"/>
+              <w:right w:val="single" w:color="CCCCCC" w:sz="1"/>
+            </w:tcBorders>
+          </w:tcPr>
+          <w:p>
+            <w:pPr>
+              <w:spacing w:after="40" w:before="40"/>
+            </w:pPr>
+            <w:r>
+              <w:rPr>
+                <w:b w:val="false"/>
+                <w:bCs w:val="false"/>
+                <w:sz w:val="20"/>
+                <w:szCs w:val="20"/>
+              </w:rPr>
+              <w:t xml:space="preserve">编写认证模块 E2E 测试</w:t>
+            </w:r>
+          </w:p>
+        </w:tc>
+        <w:tc>
+          <w:tcPr>
+            <w:tcW w:type="dxa" w:w="2250"/>
+            <w:tcBorders>
+              <w:top w:val="single" w:color="CCCCCC" w:sz="1"/>
+              <w:left w:val="single" w:color="CCCCCC" w:sz="1"/>
+              <w:bottom w:val="single" w:color="CCCCCC" w:sz="1"/>
+              <w:right w:val="single" w:color="CCCCCC" w:sz="1"/>
+            </w:tcBorders>
+          </w:tcPr>
+          <w:p>
+            <w:pPr>
+              <w:spacing w:after="40" w:before="40"/>
+            </w:pPr>
+            <w:r>
+              <w:rPr>
+                <w:b w:val="false"/>
+                <w:bCs w:val="false"/>
+                <w:sz w:val="20"/>
+                <w:szCs w:val="20"/>
+              </w:rPr>
+              <w:t xml:space="preserve">杨飞</w:t>
+            </w:r>
+          </w:p>
+        </w:tc>
+        <w:tc>
+          <w:tcPr>
+            <w:tcW w:type="dxa" w:w="2250"/>
+            <w:tcBorders>
+              <w:top w:val="single" w:color="CCCCCC" w:sz="1"/>
+              <w:left w:val="single" w:color="CCCCCC" w:sz="1"/>
+              <w:bottom w:val="single" w:color="CCCCCC" w:sz="1"/>
+              <w:right w:val="single" w:color="CCCCCC" w:sz="1"/>
+            </w:tcBorders>
+          </w:tcPr>
+          <w:p>
+            <w:pPr>
+              <w:spacing w:after="40" w:before="40"/>
+            </w:pPr>
+            <w:r>
+              <w:rPr>
+                <w:b w:val="false"/>
+                <w:bCs w:val="false"/>
+                <w:sz w:val="20"/>
+                <w:szCs w:val="20"/>
+              </w:rPr>
+              <w:t xml:space="preserve">周五</w:t>
+            </w:r>
+          </w:p>
+        </w:tc>
+        <w:tc>
+          <w:tcPr>
+            <w:tcW w:type="dxa" w:w="2250"/>
+            <w:tcBorders>
+              <w:top w:val="single" w:color="CCCCCC" w:sz="1"/>
+              <w:left w:val="single" w:color="CCCCCC" w:sz="1"/>
+              <w:bottom w:val="single" w:color="CCCCCC" w:sz="1"/>
+              <w:right w:val="single" w:color="CCCCCC" w:sz="1"/>
+            </w:tcBorders>
+          </w:tcPr>
+          <w:p>
+            <w:pPr>
+              <w:spacing w:after="40" w:before="40"/>
+            </w:pPr>
+            <w:r>
+              <w:rPr>
+                <w:b w:val="false"/>
+                <w:bCs w:val="false"/>
+                <w:sz w:val="20"/>
+                <w:szCs w:val="20"/>
+              </w:rPr>
+              <w:t xml:space="preserve">待开始</w:t>
+            </w:r>
+          </w:p>
+        </w:tc>
+      </w:tr>
+      <w:tr>
+        <w:tc>
+          <w:tcPr>
+            <w:tcW w:type="dxa" w:w="2250"/>
+            <w:tcBorders>
+              <w:top w:val="single" w:color="CCCCCC" w:sz="1"/>
+              <w:left w:val="single" w:color="CCCCCC" w:sz="1"/>
+              <w:bottom w:val="single" w:color="CCCCCC" w:sz="1"/>
+              <w:right w:val="single" w:color="CCCCCC" w:sz="1"/>
+            </w:tcBorders>
+          </w:tcPr>
+          <w:p>
+            <w:pPr>
+              <w:spacing w:after="40" w:before="40"/>
+            </w:pPr>
+            <w:r>
+              <w:rPr>
+                <w:b w:val="false"/>
+                <w:bCs w:val="false"/>
+                <w:sz w:val="20"/>
+                <w:szCs w:val="20"/>
+              </w:rPr>
+              <w:t xml:space="preserve">支付系统技术方案初稿</w:t>
+            </w:r>
+          </w:p>
+        </w:tc>
+        <w:tc>
+          <w:tcPr>
+            <w:tcW w:type="dxa" w:w="2250"/>
+            <w:tcBorders>
+              <w:top w:val="single" w:color="CCCCCC" w:sz="1"/>
+              <w:left w:val="single" w:color="CCCCCC" w:sz="1"/>
+              <w:bottom w:val="single" w:color="CCCCCC" w:sz="1"/>
+              <w:right w:val="single" w:color="CCCCCC" w:sz="1"/>
+            </w:tcBorders>
+          </w:tcPr>
+          <w:p>
+            <w:pPr>
+              <w:spacing w:after="40" w:before="40"/>
+            </w:pPr>
+            <w:r>
+              <w:rPr>
+                <w:b w:val="false"/>
+                <w:bCs w:val="false"/>
+                <w:sz w:val="20"/>
+                <w:szCs w:val="20"/>
+              </w:rPr>
+              <w:t xml:space="preserve">陈强、刘伟</w:t>
+            </w:r>
+          </w:p>
+        </w:tc>
+        <w:tc>
+          <w:tcPr>
+            <w:tcW w:type="dxa" w:w="2250"/>
+            <w:tcBorders>
+              <w:top w:val="single" w:color="CCCCCC" w:sz="1"/>
+              <w:left w:val="single" w:color="CCCCCC" w:sz="1"/>
+              <w:bottom w:val="single" w:color="CCCCCC" w:sz="1"/>
+              <w:right w:val="single" w:color="CCCCCC" w:sz="1"/>
+            </w:tcBorders>
+          </w:tcPr>
+          <w:p>
+            <w:pPr>
+              <w:spacing w:after="40" w:before="40"/>
+            </w:pPr>
+            <w:r>
+              <w:rPr>
+                <w:b w:val="false"/>
+                <w:bCs w:val="false"/>
+                <w:sz w:val="20"/>
+                <w:szCs w:val="20"/>
+              </w:rPr>
+              <w:t xml:space="preserve">周五</w:t>
+            </w:r>
+          </w:p>
+        </w:tc>
+        <w:tc>
+          <w:tcPr>
+            <w:tcW w:type="dxa" w:w="2250"/>
+            <w:tcBorders>
+              <w:top w:val="single" w:color="CCCCCC" w:sz="1"/>
+              <w:left w:val="single" w:color="CCCCCC" w:sz="1"/>
+              <w:bottom w:val="single" w:color="CCCCCC" w:sz="1"/>
+              <w:right w:val="single" w:color="CCCCCC" w:sz="1"/>
+            </w:tcBorders>
+          </w:tcPr>
+          <w:p>
+            <w:pPr>
+              <w:spacing w:after="40" w:before="40"/>
+            </w:pPr>
+            <w:r>
+              <w:rPr>
+                <w:b w:val="false"/>
+                <w:bCs w:val="false"/>
+                <w:sz w:val="20"/>
+                <w:szCs w:val="20"/>
+              </w:rPr>
+              <w:t xml:space="preserve">待开始</w:t>
+            </w:r>
+          </w:p>
+        </w:tc>
+      </w:tr>
+      <w:tr>
+        <w:tc>
+          <w:tcPr>
+            <w:tcW w:type="dxa" w:w="2250"/>
+            <w:tcBorders>
+              <w:top w:val="single" w:color="CCCCCC" w:sz="1"/>
+              <w:left w:val="single" w:color="CCCCCC" w:sz="1"/>
+              <w:bottom w:val="single" w:color="CCCCCC" w:sz="1"/>
+              <w:right w:val="single" w:color="CCCCCC" w:sz="1"/>
+            </w:tcBorders>
+          </w:tcPr>
+          <w:p>
+            <w:pPr>
+              <w:spacing w:after="40" w:before="40"/>
+            </w:pPr>
+            <w:r>
+              <w:rPr>
+                <w:b w:val="false"/>
+                <w:bCs w:val="false"/>
+                <w:sz w:val="20"/>
+                <w:szCs w:val="20"/>
+              </w:rPr>
+              <w:t xml:space="preserve">前端 Token 管理组件设计</w:t>
+            </w:r>
+          </w:p>
+        </w:tc>
+        <w:tc>
+          <w:tcPr>
+            <w:tcW w:type="dxa" w:w="2250"/>
+            <w:tcBorders>
+              <w:top w:val="single" w:color="CCCCCC" w:sz="1"/>
+              <w:left w:val="single" w:color="CCCCCC" w:sz="1"/>
+              <w:bottom w:val="single" w:color="CCCCCC" w:sz="1"/>
+              <w:right w:val="single" w:color="CCCCCC" w:sz="1"/>
+            </w:tcBorders>
+          </w:tcPr>
+          <w:p>
+            <w:pPr>
+              <w:spacing w:after="40" w:before="40"/>
+            </w:pPr>
+            <w:r>
+              <w:rPr>
+                <w:b w:val="false"/>
+                <w:bCs w:val="false"/>
+                <w:sz w:val="20"/>
+                <w:szCs w:val="20"/>
+              </w:rPr>
+              <w:t xml:space="preserve">赵丽</w:t>
+            </w:r>
+          </w:p>
+        </w:tc>
+        <w:tc>
+          <w:tcPr>
+            <w:tcW w:type="dxa" w:w="2250"/>
+            <w:tcBorders>
+              <w:top w:val="single" w:color="CCCCCC" w:sz="1"/>
+              <w:left w:val="single" w:color="CCCCCC" w:sz="1"/>
+              <w:bottom w:val="single" w:color="CCCCCC" w:sz="1"/>
+              <w:right w:val="single" w:color="CCCCCC" w:sz="1"/>
+            </w:tcBorders>
+          </w:tcPr>
+          <w:p>
+            <w:pPr>
+              <w:spacing w:after="40" w:before="40"/>
+            </w:pPr>
+            <w:r>
+              <w:rPr>
+                <w:b w:val="false"/>
+                <w:bCs w:val="false"/>
+                <w:sz w:val="20"/>
+                <w:szCs w:val="20"/>
+              </w:rPr>
+              <w:t xml:space="preserve">周四</w:t>
+            </w:r>
+          </w:p>
+        </w:tc>
+        <w:tc>
+          <w:tcPr>
+            <w:tcW w:type="dxa" w:w="2250"/>
+            <w:tcBorders>
+              <w:top w:val="single" w:color="CCCCCC" w:sz="1"/>
+              <w:left w:val="single" w:color="CCCCCC" w:sz="1"/>
+              <w:bottom w:val="single" w:color="CCCCCC" w:sz="1"/>
+              <w:right w:val="single" w:color="CCCCCC" w:sz="1"/>
+            </w:tcBorders>
+          </w:tcPr>
+          <w:p>
+            <w:pPr>
+              <w:spacing w:after="40" w:before="40"/>
+            </w:pPr>
+            <w:r>
+              <w:rPr>
+                <w:b w:val="false"/>
+                <w:bCs w:val="false"/>
+                <w:sz w:val="20"/>
+                <w:szCs w:val="20"/>
+              </w:rPr>
+              <w:t xml:space="preserve">待开始</w:t>
+            </w:r>
+          </w:p>
+        </w:tc>
+      </w:tr>
+      <w:tr>
+        <w:tc>
+          <w:tcPr>
+            <w:tcW w:type="dxa" w:w="2250"/>
+            <w:tcBorders>
+              <w:top w:val="single" w:color="CCCCCC" w:sz="1"/>
+              <w:left w:val="single" w:color="CCCCCC" w:sz="1"/>
+              <w:bottom w:val="single" w:color="CCCCCC" w:sz="1"/>
+              <w:right w:val="single" w:color="CCCCCC" w:sz="1"/>
+            </w:tcBorders>
+          </w:tcPr>
+          <w:p>
+            <w:pPr>
+              <w:spacing w:after="40" w:before="40"/>
+            </w:pPr>
+            <w:r>
+              <w:rPr>
+                <w:b w:val="false"/>
+                <w:bCs w:val="false"/>
+                <w:sz w:val="20"/>
+                <w:szCs w:val="20"/>
+              </w:rPr>
+              <w:t xml:space="preserve">Azure AD redirect_uri 配置文档</w:t>
+            </w:r>
+          </w:p>
+        </w:tc>
+        <w:tc>
+          <w:tcPr>
+            <w:tcW w:type="dxa" w:w="2250"/>
+            <w:tcBorders>
+              <w:top w:val="single" w:color="CCCCCC" w:sz="1"/>
+              <w:left w:val="single" w:color="CCCCCC" w:sz="1"/>
+              <w:bottom w:val="single" w:color="CCCCCC" w:sz="1"/>
+              <w:right w:val="single" w:color="CCCCCC" w:sz="1"/>
+            </w:tcBorders>
+          </w:tcPr>
+          <w:p>
+            <w:pPr>
+              <w:spacing w:after="40" w:before="40"/>
+            </w:pPr>
+            <w:r>
+              <w:rPr>
+                <w:b w:val="false"/>
+                <w:bCs w:val="false"/>
+                <w:sz w:val="20"/>
+                <w:szCs w:val="20"/>
+              </w:rPr>
+              <w:t xml:space="preserve">王超</w:t>
+            </w:r>
+          </w:p>
+        </w:tc>
+        <w:tc>
+          <w:tcPr>
+            <w:tcW w:type="dxa" w:w="2250"/>
+            <w:tcBorders>
+              <w:top w:val="single" w:color="CCCCCC" w:sz="1"/>
+              <w:left w:val="single" w:color="CCCCCC" w:sz="1"/>
+              <w:bottom w:val="single" w:color="CCCCCC" w:sz="1"/>
+              <w:right w:val="single" w:color="CCCCCC" w:sz="1"/>
+            </w:tcBorders>
+          </w:tcPr>
+          <w:p>
+            <w:pPr>
+              <w:spacing w:after="40" w:before="40"/>
+            </w:pPr>
+            <w:r>
+              <w:rPr>
+                <w:b w:val="false"/>
+                <w:bCs w:val="false"/>
+                <w:sz w:val="20"/>
+                <w:szCs w:val="20"/>
+              </w:rPr>
+              <w:t xml:space="preserve">周二</w:t>
+            </w:r>
+          </w:p>
+        </w:tc>
+        <w:tc>
+          <w:tcPr>
+            <w:tcW w:type="dxa" w:w="2250"/>
+            <w:tcBorders>
+              <w:top w:val="single" w:color="CCCCCC" w:sz="1"/>
+              <w:left w:val="single" w:color="CCCCCC" w:sz="1"/>
+              <w:bottom w:val="single" w:color="CCCCCC" w:sz="1"/>
+              <w:right w:val="single" w:color="CCCCCC" w:sz="1"/>
+            </w:tcBorders>
+          </w:tcPr>
+          <w:p>
+            <w:pPr>
+              <w:spacing w:after="40" w:before="40"/>
+            </w:pPr>
+            <w:r>
+              <w:rPr>
+                <w:b w:val="false"/>
+                <w:bCs w:val="false"/>
+                <w:sz w:val="20"/>
+                <w:szCs w:val="20"/>
+              </w:rPr>
+              <w:t xml:space="preserve">进行中</w:t>
+            </w:r>
+          </w:p>
+        </w:tc>
+      </w:tr>
+    </w:tbl>
+    <w:p>
+      <w:pPr>
+        <w:spacing w:after="100"/>
+      </w:pPr>
     </w:p>
     <w:sectPr>
       <w:pgSz w:w="11906" w:h="16838" w:orient="portrait"/>
